--- a/public/templates/beautiful-creations/tender/POWER OF ATTORNEY.docx
+++ b/public/templates/beautiful-creations/tender/POWER OF ATTORNEY.docx
@@ -298,7 +298,7 @@
           <w:sz w:val="24"/>
           <w:szCs w:val="24"/>
         </w:rPr>
-        <w:t>19</w:t>
+        <w:t>{{dateDay}}{{daySuffix}} {{dateMonth}}, {{dateYear}}</w:t>
       </w:r>
       <w:r>
         <w:rPr>
@@ -307,7 +307,7 @@
           <w:szCs w:val="24"/>
           <w:vertAlign w:val="superscript"/>
         </w:rPr>
-        <w:t>th</w:t>
+        <w:t/>
       </w:r>
       <w:r>
         <w:rPr>
@@ -315,7 +315,7 @@
           <w:sz w:val="24"/>
           <w:szCs w:val="24"/>
         </w:rPr>
-        <w:t xml:space="preserve"> February</w:t>
+        <w:t xml:space="preserve"/>
       </w:r>
       <w:r>
         <w:rPr>
@@ -323,7 +323,7 @@
           <w:sz w:val="24"/>
           <w:szCs w:val="24"/>
         </w:rPr>
-        <w:t>, 202</w:t>
+        <w:t/>
       </w:r>
       <w:r>
         <w:rPr>
@@ -331,7 +331,7 @@
           <w:sz w:val="24"/>
           <w:szCs w:val="24"/>
         </w:rPr>
-        <w:t>6</w:t>
+        <w:t/>
       </w:r>
     </w:p>
     <w:p>
@@ -407,7 +407,7 @@
           <w:sz w:val="26"/>
           <w:szCs w:val="26"/>
         </w:rPr>
-        <w:t>CR/SLCH/GD/001/25</w:t>
+        <w:t>{{sqNumber}}</w:t>
       </w:r>
     </w:p>
     <w:p>
@@ -452,7 +452,7 @@
           <w:sz w:val="28"/>
           <w:szCs w:val="28"/>
         </w:rPr>
-        <w:t xml:space="preserve">ST. </w:t>
+        <w:t xml:space="preserve">{{hospitalName}}</w:t>
       </w:r>
       <w:r>
         <w:rPr>
@@ -462,7 +462,7 @@
           <w:sz w:val="28"/>
           <w:szCs w:val="28"/>
         </w:rPr>
-        <w:t>LUKE’S</w:t>
+        <w:t/>
       </w:r>
       <w:r>
         <w:rPr>
@@ -472,7 +472,7 @@
           <w:sz w:val="28"/>
           <w:szCs w:val="28"/>
         </w:rPr>
-        <w:t xml:space="preserve"> CATHOLIC HOSPITAL</w:t>
+        <w:t xml:space="preserve"/>
       </w:r>
     </w:p>
     <w:p>
@@ -505,7 +505,7 @@
           <w:sz w:val="28"/>
           <w:szCs w:val="28"/>
         </w:rPr>
-        <w:t xml:space="preserve">P. O. BOX </w:t>
+        <w:t xml:space="preserve">{{hospitalAddress}}</w:t>
       </w:r>
       <w:r>
         <w:rPr>
@@ -515,7 +515,7 @@
           <w:sz w:val="28"/>
           <w:szCs w:val="28"/>
         </w:rPr>
-        <w:t>AP 5</w:t>
+        <w:t/>
       </w:r>
       <w:r>
         <w:rPr>
@@ -525,7 +525,7 @@
           <w:sz w:val="28"/>
           <w:szCs w:val="28"/>
         </w:rPr>
-        <w:t>,</w:t>
+        <w:t/>
       </w:r>
       <w:r>
         <w:rPr>
@@ -589,7 +589,7 @@
           <w:sz w:val="28"/>
           <w:szCs w:val="28"/>
         </w:rPr>
-        <w:t>APAM</w:t>
+        <w:t/>
       </w:r>
     </w:p>
     <w:p>
@@ -623,7 +623,7 @@
           <w:sz w:val="28"/>
           <w:szCs w:val="28"/>
         </w:rPr>
-        <w:t xml:space="preserve"> CENTRAL</w:t>
+        <w:t xml:space="preserve"> </w:t>
       </w:r>
       <w:r>
         <w:rPr>
@@ -633,7 +633,7 @@
           <w:sz w:val="28"/>
           <w:szCs w:val="28"/>
         </w:rPr>
-        <w:t xml:space="preserve"> REGION</w:t>
+        <w:t xml:space="preserve"/>
       </w:r>
     </w:p>
     <w:p>
@@ -932,7 +932,7 @@
           <w:sz w:val="26"/>
           <w:szCs w:val="26"/>
         </w:rPr>
-        <w:t>CR/SLCH/GD/001/25</w:t>
+        <w:t>{{sqNumber}}</w:t>
       </w:r>
     </w:p>
     <w:p>
@@ -991,7 +991,7 @@
           <w:sz w:val="24"/>
           <w:szCs w:val="24"/>
         </w:rPr>
-        <w:t>PROCUREMENT</w:t>
+        <w:t>{{titleUpper}}</w:t>
       </w:r>
       <w:r>
         <w:rPr>
@@ -1001,7 +1001,7 @@
           <w:sz w:val="24"/>
           <w:szCs w:val="24"/>
         </w:rPr>
-        <w:t xml:space="preserve"> OF </w:t>
+        <w:t xml:space="preserve"/>
       </w:r>
       <w:r>
         <w:rPr>
@@ -1011,7 +1011,7 @@
           <w:sz w:val="24"/>
           <w:szCs w:val="24"/>
         </w:rPr>
-        <w:t>NON-DRUG CONSUMABLES</w:t>
+        <w:t/>
       </w:r>
     </w:p>
     <w:p>
